--- a/internal_doc/00.项目管理/01.会议纪要/例会纪要_201606020.docx
+++ b/internal_doc/00.项目管理/01.会议纪要/例会纪要_201606020.docx
@@ -159,6 +159,12 @@
                 <w:rFonts w:hint="eastAsia"/>
               </w:rPr>
               <w:t>许建辉、谭钊波、余婷、何嘉文、黄伟钢、杨上德、林友滨、李伟超、陈楚材、吴嘉明、李霄剑</w:t>
+            </w:r>
+            <w:r>
+              <w:rPr>
+                <w:rFonts w:hint="eastAsia"/>
+              </w:rPr>
+              <w:t>、林悦邦</w:t>
             </w:r>
           </w:p>
         </w:tc>
